--- a/lab_suite/labs/01_01_BeerCoasterTelegraph/submissions/answers.docx
+++ b/lab_suite/labs/01_01_BeerCoasterTelegraph/submissions/answers.docx
@@ -8,10 +8,22 @@
           <w:sz w:val="32"/>
           <w:szCs w:val="24"/>
         </w:rPr>
-        <w:t>Das Bierdeckel-Quiz</w:t>
-      </w:r>
-      <w:r>
-        <w:t xml:space="preserve">  - wir bauen einen Telegrafen mit Bierdeckeln!</w:t>
+        <w:t>Das Bierdeckel-</w:t>
+      </w:r>
+      <w:proofErr w:type="gramStart"/>
+      <w:r>
+        <w:rPr>
+          <w:sz w:val="32"/>
+          <w:szCs w:val="24"/>
+        </w:rPr>
+        <w:t>Quiz</w:t>
+      </w:r>
+      <w:r>
+        <w:t xml:space="preserve">  -</w:t>
+      </w:r>
+      <w:proofErr w:type="gramEnd"/>
+      <w:r>
+        <w:t xml:space="preserve"> wir bauen einen Telegrafen mit Bierdeckeln!</w:t>
       </w:r>
     </w:p>
     <w:p>
@@ -35,7 +47,7 @@
                     <pic:cNvPicPr/>
                   </pic:nvPicPr>
                   <pic:blipFill>
-                    <a:blip r:embed="rId5"/>
+                    <a:blip r:embed="rId6"/>
                     <a:stretch>
                       <a:fillRect/>
                     </a:stretch>
@@ -105,7 +117,15 @@
         <w:t>ü</w:t>
       </w:r>
       <w:r>
-        <w:t xml:space="preserve">gel einer Semaphore) und einer </w:t>
+        <w:t xml:space="preserve">gel </w:t>
+      </w:r>
+      <w:proofErr w:type="gramStart"/>
+      <w:r>
+        <w:t>einer Semaphore</w:t>
+      </w:r>
+      <w:proofErr w:type="gramEnd"/>
+      <w:r>
+        <w:t xml:space="preserve">) und einer </w:t>
       </w:r>
       <w:r>
         <w:rPr>
@@ -148,7 +168,15 @@
         <w:t>–</w:t>
       </w:r>
       <w:r>
-        <w:t xml:space="preserve"> und damit </w:t>
+        <w:t xml:space="preserve"> und </w:t>
+      </w:r>
+      <w:proofErr w:type="gramStart"/>
+      <w:r>
+        <w:t>damit</w:t>
+      </w:r>
+      <w:proofErr w:type="gramEnd"/>
+      <w:r>
+        <w:t xml:space="preserve"> </w:t>
       </w:r>
       <w:r>
         <w:rPr>
@@ -277,30 +305,48 @@
         <w:rPr>
           <w:color w:val="0070C0"/>
         </w:rPr>
-        <w:t>von wie vielen Brauereien müssen wir die Bierdeckel auswählen, damit wir mit dem Bierdeckel-Telegrafen den höchsten Informationsgehalt pro Bierdeckelkombination erzielen?</w:t>
+        <w:t xml:space="preserve">von wie vielen Brauereien </w:t>
+      </w:r>
+      <w:proofErr w:type="gramStart"/>
+      <w:r>
+        <w:rPr>
+          <w:color w:val="0070C0"/>
+        </w:rPr>
+        <w:t>müssen</w:t>
+      </w:r>
+      <w:proofErr w:type="gramEnd"/>
+      <w:r>
+        <w:rPr>
+          <w:color w:val="0070C0"/>
+        </w:rPr>
+        <w:t xml:space="preserve"> wir die Bierdeckel auswählen, damit wir mit dem Bierdeckel-Telegrafen den höchsten Informationsgehalt pro Bierdeckelkombination erzielen?</w:t>
       </w:r>
     </w:p>
     <w:p>
       <w:pPr>
-        <w:pStyle w:val="Listenabsatz"/>
-        <w:rPr>
-          <w:color w:val="0070C0"/>
+        <w:rPr>
+          <w:b/>
+          <w:bCs/>
+          <w:color w:val="000000" w:themeColor="text1"/>
         </w:rPr>
       </w:pPr>
+      <w:r>
+        <w:rPr>
+          <w:b/>
+          <w:bCs/>
+          <w:color w:val="000000" w:themeColor="text1"/>
+        </w:rPr>
+        <w:t>3</w:t>
+      </w:r>
     </w:p>
     <w:p>
       <w:pPr>
-        <w:pStyle w:val="Listenabsatz"/>
-        <w:rPr>
-          <w:color w:val="0070C0"/>
+        <w:rPr>
+          <w:b/>
+          <w:bCs/>
+          <w:color w:val="000000" w:themeColor="text1"/>
         </w:rPr>
       </w:pPr>
-      <w:r>
-        <w:rPr>
-          <w:color w:val="0070C0"/>
-        </w:rPr>
-        <w:t xml:space="preserve">Von 3 </w:t>
-      </w:r>
     </w:p>
     <w:p>
       <w:pPr>
@@ -325,26 +371,34 @@
         <w:rPr>
           <w:color w:val="0070C0"/>
         </w:rPr>
+        <w:lastRenderedPageBreak/>
         <w:t>Schätze, wie lange du brauchst, um den Telegrafen mit diesen Bierdeckeln zu be</w:t>
       </w:r>
       <w:r>
         <w:rPr>
           <w:color w:val="0070C0"/>
         </w:rPr>
-        <w:t>stücken (bzw. die Bierdeckeln zwischen 2 Nachrichten auszutauschen)</w:t>
-      </w:r>
-      <w:r>
-        <w:rPr>
-          <w:color w:val="0070C0"/>
-        </w:rPr>
-        <w:t xml:space="preserve">, dann </w:t>
-      </w:r>
-      <w:r>
-        <w:rPr>
-          <w:color w:val="0070C0"/>
-        </w:rPr>
-        <w:lastRenderedPageBreak/>
-        <w:t xml:space="preserve">lassen wir die </w:t>
+        <w:t xml:space="preserve">stücken (bzw. </w:t>
+      </w:r>
+      <w:proofErr w:type="gramStart"/>
+      <w:r>
+        <w:rPr>
+          <w:color w:val="0070C0"/>
+        </w:rPr>
+        <w:t>die Bierdeckeln</w:t>
+      </w:r>
+      <w:proofErr w:type="gramEnd"/>
+      <w:r>
+        <w:rPr>
+          <w:color w:val="0070C0"/>
+        </w:rPr>
+        <w:t xml:space="preserve"> zwischen 2 Nachrichten auszutauschen)</w:t>
+      </w:r>
+      <w:r>
+        <w:rPr>
+          <w:color w:val="0070C0"/>
+        </w:rPr>
+        <w:t xml:space="preserve">, dann lassen wir die </w:t>
       </w:r>
       <w:r>
         <w:rPr>
@@ -379,22 +433,101 @@
         </w:rPr>
         <w:t xml:space="preserve">/s) du </w:t>
       </w:r>
+      <w:r>
+        <w:rPr>
+          <w:color w:val="0070C0"/>
+        </w:rPr>
+        <w:t>erzielen</w:t>
+      </w:r>
+      <w:r>
+        <w:rPr>
+          <w:color w:val="0070C0"/>
+        </w:rPr>
+        <w:t xml:space="preserve"> kannst!</w:t>
+      </w:r>
+    </w:p>
+    <w:p>
+      <w:pPr>
+        <w:rPr>
+          <w:color w:val="000000" w:themeColor="text1"/>
+        </w:rPr>
+      </w:pPr>
+    </w:p>
+    <w:p>
+      <w:pPr>
+        <w:rPr>
+          <w:color w:val="000000" w:themeColor="text1"/>
+        </w:rPr>
+      </w:pPr>
       <w:proofErr w:type="spellStart"/>
-      <w:r>
-        <w:rPr>
-          <w:color w:val="0070C0"/>
-        </w:rPr>
-        <w:t>erzieleen</w:t>
+      <w:proofErr w:type="gramStart"/>
+      <w:r>
+        <w:rPr>
+          <w:color w:val="000000" w:themeColor="text1"/>
+        </w:rPr>
+        <w:t>Ld</w:t>
       </w:r>
       <w:proofErr w:type="spellEnd"/>
       <w:r>
         <w:rPr>
-          <w:color w:val="0070C0"/>
-        </w:rPr>
-        <w:t xml:space="preserve"> kannst!</w:t>
+          <w:color w:val="000000" w:themeColor="text1"/>
+        </w:rPr>
+        <w:t>(</w:t>
+      </w:r>
+      <w:proofErr w:type="gramEnd"/>
+      <w:r>
+        <w:rPr>
+          <w:color w:val="000000" w:themeColor="text1"/>
+        </w:rPr>
+        <w:t>3^3</w:t>
+      </w:r>
+      <w:r>
+        <w:rPr>
+          <w:color w:val="000000" w:themeColor="text1"/>
+        </w:rPr>
+        <w:t>)</w:t>
+      </w:r>
+      <w:r>
+        <w:rPr>
+          <w:color w:val="000000" w:themeColor="text1"/>
+        </w:rPr>
+        <w:t xml:space="preserve"> = 4,75 - bei drei Stellen</w:t>
+      </w:r>
+    </w:p>
+    <w:p>
+      <w:pPr>
+        <w:rPr>
+          <w:color w:val="000000" w:themeColor="text1"/>
+        </w:rPr>
+      </w:pPr>
+      <w:r>
+        <w:rPr>
+          <w:color w:val="000000" w:themeColor="text1"/>
+        </w:rPr>
+        <w:t>t=15 sec. (5 sec zum auflegen)</w:t>
+      </w:r>
+    </w:p>
+    <w:p>
+      <w:pPr>
+        <w:rPr>
+          <w:color w:val="000000" w:themeColor="text1"/>
+        </w:rPr>
+      </w:pPr>
+      <w:r>
+        <w:rPr>
+          <w:color w:val="000000" w:themeColor="text1"/>
+        </w:rPr>
+        <w:t>Datenübertragungsgeschwindigkeit</w:t>
+      </w:r>
+      <w:r>
+        <w:rPr>
+          <w:color w:val="000000" w:themeColor="text1"/>
+        </w:rPr>
+        <w:t xml:space="preserve"> = 4,75/15 = 0,317 Bit/s</w:t>
       </w:r>
     </w:p>
     <w:p/>
+    <w:p/>
     <w:p>
       <w:r>
         <w:t xml:space="preserve">Nach der Bearbeitung der Aufgabe und ggf. Überprüfung mit </w:t>
@@ -404,7 +537,21 @@
           <w:b/>
           <w:bCs/>
         </w:rPr>
-        <w:t>beer_coaster.py</w:t>
+        <w:t>beer_</w:t>
+      </w:r>
+      <w:r>
+        <w:rPr>
+          <w:b/>
+          <w:bCs/>
+        </w:rPr>
+        <w:t>coaster</w:t>
+      </w:r>
+      <w:r>
+        <w:rPr>
+          <w:b/>
+          <w:bCs/>
+        </w:rPr>
+        <w:t>.py</w:t>
       </w:r>
       <w:r>
         <w:t>:</w:t>
@@ -1128,7 +1275,6 @@
   <w:style w:type="character" w:default="1" w:styleId="Absatz-Standardschriftart">
     <w:name w:val="Default Paragraph Font"/>
     <w:uiPriority w:val="1"/>
-    <w:semiHidden/>
     <w:unhideWhenUsed/>
   </w:style>
   <w:style w:type="table" w:default="1" w:styleId="NormaleTabelle">
@@ -1758,4 +1904,16 @@
     </a:ext>
   </a:extLst>
 </a:theme>
+</file>
+
+<file path=customXml/item1.xml><?xml version="1.0" encoding="utf-8"?>
+<b:Sources xmlns:b="http://schemas.openxmlformats.org/officeDocument/2006/bibliography" xmlns="http://schemas.openxmlformats.org/officeDocument/2006/bibliography" SelectedStyle="\APASixthEditionOfficeOnline.xsl" StyleName="APA" Version="6"/>
+</file>
+
+<file path=customXml/itemProps1.xml><?xml version="1.0" encoding="utf-8"?>
+<ds:datastoreItem xmlns:ds="http://schemas.openxmlformats.org/officeDocument/2006/customXml" ds:itemID="{684F6412-FFA9-46EB-B8E6-5F04FECF441E}">
+  <ds:schemaRefs>
+    <ds:schemaRef ds:uri="http://schemas.openxmlformats.org/officeDocument/2006/bibliography"/>
+  </ds:schemaRefs>
+</ds:datastoreItem>
 </file>